--- a/Project_Animagus/작업 일지/광신_작업일지/작업일지(250505-250511).docx
+++ b/Project_Animagus/작업 일지/광신_작업일지/작업일지(250505-250511).docx
@@ -63,8 +63,9 @@
           </w:tcPr>
           <w:p>
             <w:pPr>
-              <w:jc w:val="center"/>
-              <w:rPr>
+              <w:ind w:firstLineChars="200" w:firstLine="360"/>
+              <w:rPr>
+                <w:rFonts w:hint="eastAsia"/>
                 <w:b/>
                 <w:sz w:val="18"/>
               </w:rPr>
@@ -75,7 +76,7 @@
                 <w:b/>
                 <w:sz w:val="18"/>
               </w:rPr>
-              <w:t>2018180042</w:t>
+              <w:t>2020182003</w:t>
             </w:r>
             <w:r>
               <w:rPr>
@@ -90,52 +91,7 @@
                 <w:b/>
                 <w:sz w:val="18"/>
               </w:rPr>
-              <w:t>지태준</w:t>
-            </w:r>
-          </w:p>
-          <w:p>
-            <w:pPr>
-              <w:jc w:val="center"/>
-              <w:rPr>
-                <w:b/>
-                <w:sz w:val="18"/>
-              </w:rPr>
-            </w:pPr>
-            <w:r>
-              <w:rPr>
-                <w:rFonts w:hint="eastAsia"/>
-                <w:b/>
-                <w:sz w:val="18"/>
-              </w:rPr>
-              <w:t>2020182003</w:t>
-            </w:r>
-            <w:r>
-              <w:rPr>
-                <w:b/>
-                <w:sz w:val="18"/>
-              </w:rPr>
-              <w:t xml:space="preserve"> </w:t>
-            </w:r>
-            <w:r>
-              <w:rPr>
-                <w:rFonts w:hint="eastAsia"/>
-                <w:b/>
-                <w:sz w:val="18"/>
-              </w:rPr>
               <w:t>고광신</w:t>
-            </w:r>
-          </w:p>
-          <w:p>
-            <w:pPr>
-              <w:jc w:val="center"/>
-            </w:pPr>
-            <w:r>
-              <w:rPr>
-                <w:rFonts w:hint="eastAsia"/>
-                <w:b/>
-                <w:sz w:val="18"/>
-              </w:rPr>
-              <w:t>2020182040 조환희</w:t>
             </w:r>
           </w:p>
         </w:tc>
@@ -226,9 +182,17 @@
             <w:pPr>
               <w:jc w:val="center"/>
               <w:rPr>
-                <w:b/>
-              </w:rPr>
-            </w:pPr>
+                <w:rFonts w:hint="eastAsia"/>
+                <w:b/>
+              </w:rPr>
+            </w:pPr>
+            <w:r>
+              <w:rPr>
+                <w:rFonts w:hint="eastAsia"/>
+                <w:b/>
+              </w:rPr>
+              <w:t>22</w:t>
+            </w:r>
           </w:p>
         </w:tc>
         <w:tc>
@@ -263,7 +227,6 @@
             <w:pPr>
               <w:jc w:val="center"/>
               <w:rPr>
-                <w:rFonts w:hint="eastAsia"/>
                 <w:b/>
               </w:rPr>
             </w:pPr>
@@ -280,7 +243,7 @@
                 <w:b/>
                 <w:sz w:val="22"/>
               </w:rPr>
-              <w:t>4</w:t>
+              <w:t>5</w:t>
             </w:r>
             <w:r>
               <w:rPr>
@@ -295,7 +258,7 @@
                 <w:b/>
                 <w:sz w:val="22"/>
               </w:rPr>
-              <w:t>12</w:t>
+              <w:t>05</w:t>
             </w:r>
             <w:r>
               <w:rPr>
@@ -310,7 +273,7 @@
                 <w:b/>
                 <w:sz w:val="22"/>
               </w:rPr>
-              <w:t>23</w:t>
+              <w:t>05</w:t>
             </w:r>
             <w:r>
               <w:rPr>
@@ -325,22 +288,22 @@
                 <w:b/>
                 <w:sz w:val="22"/>
               </w:rPr>
-              <w:t>4</w:t>
-            </w:r>
-            <w:r>
-              <w:rPr>
-                <w:b/>
-                <w:sz w:val="22"/>
-              </w:rPr>
-              <w:t>.</w:t>
-            </w:r>
-            <w:r>
-              <w:rPr>
-                <w:rFonts w:hint="eastAsia"/>
-                <w:b/>
-                <w:sz w:val="22"/>
-              </w:rPr>
-              <w:t>12.29</w:t>
+              <w:t>5</w:t>
+            </w:r>
+            <w:r>
+              <w:rPr>
+                <w:b/>
+                <w:sz w:val="22"/>
+              </w:rPr>
+              <w:t>.0</w:t>
+            </w:r>
+            <w:r>
+              <w:rPr>
+                <w:rFonts w:hint="eastAsia"/>
+                <w:b/>
+                <w:sz w:val="22"/>
+              </w:rPr>
+              <w:t>5.11</w:t>
             </w:r>
           </w:p>
         </w:tc>
@@ -431,66 +394,12 @@
           </w:tcPr>
           <w:p>
             <w:pPr>
-              <w:pStyle w:val="a4"/>
-              <w:numPr>
-                <w:ilvl w:val="0"/>
-                <w:numId w:val="2"/>
-              </w:numPr>
-              <w:ind w:leftChars="0"/>
               <w:jc w:val="left"/>
               <w:rPr>
-                <w:b/>
-              </w:rPr>
-            </w:pPr>
-            <w:r>
-              <w:rPr>
-                <w:rFonts w:hint="eastAsia"/>
-                <w:b/>
-              </w:rPr>
-              <w:t>지태준</w:t>
-            </w:r>
-          </w:p>
-          <w:p>
-            <w:pPr>
-              <w:pStyle w:val="a4"/>
-              <w:numPr>
-                <w:ilvl w:val="0"/>
-                <w:numId w:val="2"/>
-              </w:numPr>
-              <w:ind w:leftChars="0"/>
-              <w:jc w:val="left"/>
-              <w:rPr>
-                <w:b/>
-              </w:rPr>
-            </w:pPr>
-            <w:r>
-              <w:rPr>
-                <w:rFonts w:hint="eastAsia"/>
-                <w:b/>
-              </w:rPr>
-              <w:t>고광신</w:t>
-            </w:r>
-          </w:p>
-          <w:p>
-            <w:pPr>
-              <w:pStyle w:val="a4"/>
-              <w:numPr>
-                <w:ilvl w:val="0"/>
-                <w:numId w:val="2"/>
-              </w:numPr>
-              <w:ind w:leftChars="0"/>
-              <w:jc w:val="left"/>
-              <w:rPr>
-                <w:b/>
-              </w:rPr>
-            </w:pPr>
-            <w:r>
-              <w:rPr>
-                <w:rFonts w:hint="eastAsia"/>
-                <w:b/>
-              </w:rPr>
-              <w:t>조환희</w:t>
-            </w:r>
+                <w:rFonts w:hint="eastAsia"/>
+                <w:b/>
+              </w:rPr>
+            </w:pPr>
           </w:p>
         </w:tc>
       </w:tr>
@@ -517,73 +426,6 @@
           <w:sz w:val="22"/>
         </w:rPr>
         <w:t>&lt;상세 수행내용&gt;</w:t>
-      </w:r>
-    </w:p>
-    <w:p>
-      <w:pPr>
-        <w:pStyle w:val="a4"/>
-        <w:numPr>
-          <w:ilvl w:val="1"/>
-          <w:numId w:val="1"/>
-        </w:numPr>
-        <w:ind w:leftChars="0"/>
-        <w:rPr>
-          <w:sz w:val="22"/>
-        </w:rPr>
-      </w:pPr>
-      <w:r>
-        <w:rPr>
-          <w:rFonts w:hint="eastAsia"/>
-          <w:b/>
-          <w:sz w:val="28"/>
-          <w:szCs w:val="28"/>
-        </w:rPr>
-        <w:t>지태준</w:t>
-      </w:r>
-    </w:p>
-    <w:p>
-      <w:pPr>
-        <w:pStyle w:val="a4"/>
-        <w:numPr>
-          <w:ilvl w:val="1"/>
-          <w:numId w:val="1"/>
-        </w:numPr>
-        <w:ind w:leftChars="0"/>
-        <w:rPr>
-          <w:sz w:val="22"/>
-        </w:rPr>
-      </w:pPr>
-      <w:r>
-        <w:rPr>
-          <w:rFonts w:hint="eastAsia"/>
-          <w:b/>
-          <w:sz w:val="28"/>
-          <w:szCs w:val="28"/>
-        </w:rPr>
-        <w:t>고광신</w:t>
-      </w:r>
-    </w:p>
-    <w:p>
-      <w:pPr>
-        <w:pStyle w:val="a4"/>
-        <w:numPr>
-          <w:ilvl w:val="1"/>
-          <w:numId w:val="1"/>
-        </w:numPr>
-        <w:ind w:leftChars="0"/>
-        <w:rPr>
-          <w:rFonts w:hint="eastAsia"/>
-          <w:sz w:val="22"/>
-        </w:rPr>
-      </w:pPr>
-      <w:r>
-        <w:rPr>
-          <w:rFonts w:hint="eastAsia"/>
-          <w:b/>
-          <w:sz w:val="28"/>
-          <w:szCs w:val="28"/>
-        </w:rPr>
-        <w:t>조환희</w:t>
       </w:r>
       <w:r>
         <w:rPr>
@@ -731,10 +573,19 @@
             <w:pPr>
               <w:jc w:val="center"/>
               <w:rPr>
-                <w:b/>
-                <w:sz w:val="22"/>
-              </w:rPr>
-            </w:pPr>
+                <w:rFonts w:hint="eastAsia"/>
+                <w:b/>
+                <w:sz w:val="22"/>
+              </w:rPr>
+            </w:pPr>
+            <w:r>
+              <w:rPr>
+                <w:rFonts w:hint="eastAsia"/>
+                <w:b/>
+                <w:sz w:val="22"/>
+              </w:rPr>
+              <w:t>23</w:t>
+            </w:r>
           </w:p>
         </w:tc>
         <w:tc>
@@ -782,7 +633,7 @@
                 <w:b/>
                 <w:sz w:val="22"/>
               </w:rPr>
-              <w:t>4</w:t>
+              <w:t>5</w:t>
             </w:r>
             <w:r>
               <w:rPr>
@@ -793,18 +644,11 @@
             </w:r>
             <w:r>
               <w:rPr>
-                <w:b/>
-                <w:sz w:val="22"/>
-              </w:rPr>
-              <w:t>1</w:t>
-            </w:r>
-            <w:r>
-              <w:rPr>
-                <w:rFonts w:hint="eastAsia"/>
-                <w:b/>
-                <w:sz w:val="22"/>
-              </w:rPr>
-              <w:t>2</w:t>
+                <w:rFonts w:hint="eastAsia"/>
+                <w:b/>
+                <w:sz w:val="22"/>
+              </w:rPr>
+              <w:t>05</w:t>
             </w:r>
             <w:r>
               <w:rPr>
@@ -819,7 +663,7 @@
                 <w:b/>
                 <w:sz w:val="22"/>
               </w:rPr>
-              <w:t>30</w:t>
+              <w:t>12</w:t>
             </w:r>
             <w:r>
               <w:rPr>
@@ -845,25 +689,19 @@
             </w:r>
             <w:r>
               <w:rPr>
-                <w:b/>
-                <w:sz w:val="22"/>
-              </w:rPr>
-              <w:t>1</w:t>
-            </w:r>
-            <w:r>
-              <w:rPr>
-                <w:b/>
-                <w:sz w:val="22"/>
-              </w:rPr>
-              <w:t>.</w:t>
-            </w:r>
-            <w:r>
-              <w:rPr>
-                <w:rFonts w:hint="eastAsia"/>
-                <w:b/>
-                <w:sz w:val="22"/>
-              </w:rPr>
-              <w:t>05</w:t>
+                <w:rFonts w:hint="eastAsia"/>
+                <w:b/>
+                <w:sz w:val="22"/>
+              </w:rPr>
+              <w:t>5.1</w:t>
+            </w:r>
+            <w:r>
+              <w:rPr>
+                <w:rFonts w:hint="eastAsia"/>
+                <w:b/>
+                <w:sz w:val="22"/>
+              </w:rPr>
+              <w:t>8</w:t>
             </w:r>
           </w:p>
         </w:tc>
@@ -902,52 +740,6 @@
             <w:vAlign w:val="center"/>
           </w:tcPr>
           <w:p>
-            <w:r>
-              <w:rPr>
-                <w:rFonts w:hint="eastAsia"/>
-              </w:rPr>
-              <w:t>지태준</w:t>
-            </w:r>
-            <w:r>
-              <w:rPr>
-                <w:rFonts w:hint="eastAsia"/>
-              </w:rPr>
-              <w:t>:</w:t>
-            </w:r>
-            <w:r>
-              <w:t xml:space="preserve"> </w:t>
-            </w:r>
-          </w:p>
-          <w:p>
-            <w:r>
-              <w:rPr>
-                <w:rFonts w:hint="eastAsia"/>
-              </w:rPr>
-              <w:t>고광신</w:t>
-            </w:r>
-            <w:r>
-              <w:rPr>
-                <w:rFonts w:hint="eastAsia"/>
-              </w:rPr>
-              <w:t>:</w:t>
-            </w:r>
-            <w:r>
-              <w:t xml:space="preserve"> </w:t>
-            </w:r>
-          </w:p>
-          <w:p>
-            <w:r>
-              <w:rPr>
-                <w:rFonts w:hint="eastAsia"/>
-              </w:rPr>
-              <w:t>조환희</w:t>
-            </w:r>
-            <w:r>
-              <w:rPr>
-                <w:rFonts w:hint="eastAsia"/>
-              </w:rPr>
-              <w:t>:</w:t>
-            </w:r>
             <w:r>
               <w:t xml:space="preserve"> </w:t>
             </w:r>

--- a/Project_Animagus/작업 일지/광신_작업일지/작업일지(250505-250511).docx
+++ b/Project_Animagus/작업 일지/광신_작업일지/작업일지(250505-250511).docx
@@ -65,7 +65,6 @@
             <w:pPr>
               <w:ind w:firstLineChars="200" w:firstLine="360"/>
               <w:rPr>
-                <w:rFonts w:hint="eastAsia"/>
                 <w:b/>
                 <w:sz w:val="18"/>
               </w:rPr>
@@ -182,16 +181,22 @@
             <w:pPr>
               <w:jc w:val="center"/>
               <w:rPr>
-                <w:rFonts w:hint="eastAsia"/>
-                <w:b/>
-              </w:rPr>
-            </w:pPr>
-            <w:r>
-              <w:rPr>
-                <w:rFonts w:hint="eastAsia"/>
-                <w:b/>
-              </w:rPr>
-              <w:t>22</w:t>
+                <w:b/>
+              </w:rPr>
+            </w:pPr>
+            <w:r>
+              <w:rPr>
+                <w:rFonts w:hint="eastAsia"/>
+                <w:b/>
+              </w:rPr>
+              <w:t>2</w:t>
+            </w:r>
+            <w:r>
+              <w:rPr>
+                <w:rFonts w:hint="eastAsia"/>
+                <w:b/>
+              </w:rPr>
+              <w:t>0</w:t>
             </w:r>
           </w:p>
         </w:tc>
@@ -396,10 +401,64 @@
             <w:pPr>
               <w:jc w:val="left"/>
               <w:rPr>
-                <w:rFonts w:hint="eastAsia"/>
-                <w:b/>
-              </w:rPr>
-            </w:pPr>
+                <w:b/>
+              </w:rPr>
+            </w:pPr>
+            <w:r>
+              <w:rPr>
+                <w:rFonts w:hint="eastAsia"/>
+                <w:b/>
+              </w:rPr>
+              <w:t>Item, ItemBox도 시야에 인식하게 하고 타깃으로 지정해서 박스를 부수고 아이템을 먹을 수 있도록 했음</w:t>
+            </w:r>
+          </w:p>
+          <w:p>
+            <w:pPr>
+              <w:jc w:val="left"/>
+              <w:rPr>
+                <w:b/>
+              </w:rPr>
+            </w:pPr>
+            <w:r>
+              <w:rPr>
+                <w:rFonts w:hint="eastAsia"/>
+                <w:b/>
+              </w:rPr>
+              <w:t>Center 밑 거미 존을 DeadZone으로 판단해서 Z 차이가 크면 타겟을 해제하게 했음</w:t>
+            </w:r>
+          </w:p>
+          <w:p>
+            <w:pPr>
+              <w:jc w:val="left"/>
+              <w:rPr>
+                <w:b/>
+              </w:rPr>
+            </w:pPr>
+          </w:p>
+          <w:p>
+            <w:pPr>
+              <w:jc w:val="left"/>
+              <w:rPr>
+                <w:rFonts w:hint="eastAsia"/>
+                <w:b/>
+              </w:rPr>
+            </w:pPr>
+          </w:p>
+          <w:p>
+            <w:pPr>
+              <w:jc w:val="left"/>
+              <w:rPr>
+                <w:rFonts w:hint="eastAsia"/>
+                <w:b/>
+              </w:rPr>
+            </w:pPr>
+            <w:r>
+              <w:rPr>
+                <w:rFonts w:hint="eastAsia"/>
+                <w:b/>
+              </w:rPr>
+              <w:t>서버 3인 네트워크 플레이어 동기화</w:t>
+            </w:r>
           </w:p>
         </w:tc>
       </w:tr>
@@ -573,18 +632,25 @@
             <w:pPr>
               <w:jc w:val="center"/>
               <w:rPr>
-                <w:rFonts w:hint="eastAsia"/>
-                <w:b/>
-                <w:sz w:val="22"/>
-              </w:rPr>
-            </w:pPr>
-            <w:r>
-              <w:rPr>
-                <w:rFonts w:hint="eastAsia"/>
-                <w:b/>
-                <w:sz w:val="22"/>
-              </w:rPr>
-              <w:t>23</w:t>
+                <w:b/>
+                <w:sz w:val="22"/>
+              </w:rPr>
+            </w:pPr>
+            <w:r>
+              <w:rPr>
+                <w:rFonts w:hint="eastAsia"/>
+                <w:b/>
+                <w:sz w:val="22"/>
+              </w:rPr>
+              <w:t>2</w:t>
+            </w:r>
+            <w:r>
+              <w:rPr>
+                <w:rFonts w:hint="eastAsia"/>
+                <w:b/>
+                <w:sz w:val="22"/>
+              </w:rPr>
+              <w:t>1</w:t>
             </w:r>
           </w:p>
         </w:tc>
@@ -693,15 +759,7 @@
                 <w:b/>
                 <w:sz w:val="22"/>
               </w:rPr>
-              <w:t>5.1</w:t>
-            </w:r>
-            <w:r>
-              <w:rPr>
-                <w:rFonts w:hint="eastAsia"/>
-                <w:b/>
-                <w:sz w:val="22"/>
-              </w:rPr>
-              <w:t>8</w:t>
+              <w:t>5.18</w:t>
             </w:r>
           </w:p>
         </w:tc>

--- a/Project_Animagus/작업 일지/광신_작업일지/작업일지(250505-250511).docx
+++ b/Project_Animagus/작업 일지/광신_작업일지/작업일지(250505-250511).docx
@@ -399,6 +399,12 @@
           </w:tcPr>
           <w:p>
             <w:pPr>
+              <w:pStyle w:val="a4"/>
+              <w:numPr>
+                <w:ilvl w:val="0"/>
+                <w:numId w:val="3"/>
+              </w:numPr>
+              <w:ind w:leftChars="0"/>
               <w:jc w:val="left"/>
               <w:rPr>
                 <w:b/>
@@ -414,6 +420,12 @@
           </w:p>
           <w:p>
             <w:pPr>
+              <w:pStyle w:val="a4"/>
+              <w:numPr>
+                <w:ilvl w:val="0"/>
+                <w:numId w:val="3"/>
+              </w:numPr>
+              <w:ind w:leftChars="0"/>
               <w:jc w:val="left"/>
               <w:rPr>
                 <w:b/>
@@ -424,40 +436,162 @@
                 <w:rFonts w:hint="eastAsia"/>
                 <w:b/>
               </w:rPr>
-              <w:t>Center 밑 거미 존을 DeadZone으로 판단해서 Z 차이가 크면 타겟을 해제하게 했음</w:t>
-            </w:r>
-          </w:p>
-          <w:p>
-            <w:pPr>
+              <w:t>Center 밑 거미 존을 DeadZone으로 판단해서 Z 차이가 크면 타겟을 해제하게</w:t>
+            </w:r>
+            <w:r>
+              <w:rPr>
+                <w:rFonts w:hint="eastAsia"/>
+                <w:b/>
+              </w:rPr>
+              <w:t>함</w:t>
+            </w:r>
+          </w:p>
+          <w:p>
+            <w:pPr>
+              <w:pStyle w:val="a4"/>
+              <w:numPr>
+                <w:ilvl w:val="0"/>
+                <w:numId w:val="3"/>
+              </w:numPr>
+              <w:ind w:leftChars="0"/>
               <w:jc w:val="left"/>
               <w:rPr>
                 <w:b/>
               </w:rPr>
             </w:pPr>
-          </w:p>
-          <w:p>
-            <w:pPr>
+            <w:r>
+              <w:rPr>
+                <w:rFonts w:hint="eastAsia"/>
+                <w:b/>
+              </w:rPr>
+              <w:t xml:space="preserve">4인 게임에서 8인 게임으로 수정 </w:t>
+            </w:r>
+          </w:p>
+          <w:p>
+            <w:pPr>
+              <w:pStyle w:val="a4"/>
+              <w:numPr>
+                <w:ilvl w:val="0"/>
+                <w:numId w:val="3"/>
+              </w:numPr>
+              <w:ind w:leftChars="0"/>
               <w:jc w:val="left"/>
               <w:rPr>
-                <w:rFonts w:hint="eastAsia"/>
-                <w:b/>
-              </w:rPr>
-            </w:pPr>
-          </w:p>
-          <w:p>
-            <w:pPr>
+                <w:b/>
+              </w:rPr>
+            </w:pPr>
+            <w:r>
+              <w:rPr>
+                <w:rFonts w:hint="eastAsia"/>
+                <w:b/>
+              </w:rPr>
+              <w:t>AI 스킬을 Attack, Defense, Utility로 분기하고 조건에 따라 사용할 수 있게 함</w:t>
+            </w:r>
+          </w:p>
+          <w:p>
+            <w:pPr>
+              <w:pStyle w:val="a4"/>
+              <w:numPr>
+                <w:ilvl w:val="0"/>
+                <w:numId w:val="3"/>
+              </w:numPr>
+              <w:ind w:leftChars="0"/>
               <w:jc w:val="left"/>
               <w:rPr>
-                <w:rFonts w:hint="eastAsia"/>
-                <w:b/>
-              </w:rPr>
-            </w:pPr>
-            <w:r>
-              <w:rPr>
-                <w:rFonts w:hint="eastAsia"/>
-                <w:b/>
-              </w:rPr>
-              <w:t>서버 3인 네트워크 플레이어 동기화</w:t>
+                <w:b/>
+              </w:rPr>
+            </w:pPr>
+            <w:r>
+              <w:rPr>
+                <w:rFonts w:hint="eastAsia"/>
+                <w:b/>
+              </w:rPr>
+              <w:t>타겟과 체력 임계 차이를 고려한 ShouldRetreat 데코레이터를 추가</w:t>
+            </w:r>
+          </w:p>
+          <w:p>
+            <w:pPr>
+              <w:pStyle w:val="a4"/>
+              <w:numPr>
+                <w:ilvl w:val="0"/>
+                <w:numId w:val="3"/>
+              </w:numPr>
+              <w:ind w:leftChars="0"/>
+              <w:jc w:val="left"/>
+              <w:rPr>
+                <w:b/>
+              </w:rPr>
+            </w:pPr>
+            <w:r>
+              <w:rPr>
+                <w:rFonts w:hint="eastAsia"/>
+                <w:b/>
+              </w:rPr>
+              <w:t>Item이 LineTrace로 인해 인식이 잘 안되는 버그를 예전 Sphere Overlap으로 놓치지 않도록 함</w:t>
+            </w:r>
+          </w:p>
+          <w:p>
+            <w:pPr>
+              <w:pStyle w:val="a4"/>
+              <w:numPr>
+                <w:ilvl w:val="0"/>
+                <w:numId w:val="3"/>
+              </w:numPr>
+              <w:ind w:leftChars="0"/>
+              <w:jc w:val="left"/>
+              <w:rPr>
+                <w:b/>
+              </w:rPr>
+            </w:pPr>
+            <w:r>
+              <w:rPr>
+                <w:rFonts w:hint="eastAsia"/>
+                <w:b/>
+              </w:rPr>
+              <w:t xml:space="preserve">Patrol 배열을 추가하고 현재 위치와 가까운 순찰 위치를 랜덤으로 선택하거나 전투 시간에 따라 중앙으로 모이도록 함 + Fog 안쪽으로 탐색하지 않도록 수정 </w:t>
+            </w:r>
+          </w:p>
+          <w:p>
+            <w:pPr>
+              <w:pStyle w:val="a4"/>
+              <w:numPr>
+                <w:ilvl w:val="0"/>
+                <w:numId w:val="3"/>
+              </w:numPr>
+              <w:ind w:leftChars="0"/>
+              <w:jc w:val="left"/>
+              <w:rPr>
+                <w:b/>
+              </w:rPr>
+            </w:pPr>
+            <w:r>
+              <w:rPr>
+                <w:rFonts w:hint="eastAsia"/>
+                <w:b/>
+              </w:rPr>
+              <w:t>AI가 급회전하는 버그를 드디어 수정함</w:t>
+            </w:r>
+          </w:p>
+          <w:p>
+            <w:pPr>
+              <w:pStyle w:val="a4"/>
+              <w:numPr>
+                <w:ilvl w:val="0"/>
+                <w:numId w:val="3"/>
+              </w:numPr>
+              <w:ind w:leftChars="0"/>
+              <w:jc w:val="left"/>
+              <w:rPr>
+                <w:rFonts w:hint="eastAsia"/>
+                <w:b/>
+              </w:rPr>
+            </w:pPr>
+            <w:r>
+              <w:rPr>
+                <w:rFonts w:hint="eastAsia"/>
+                <w:b/>
+              </w:rPr>
+              <w:t>중간 발표 전 지도 교수님과 상담 및 보완</w:t>
             </w:r>
           </w:p>
         </w:tc>
@@ -1049,6 +1183,95 @@
     </w:lvl>
   </w:abstractNum>
   <w:abstractNum w:abstractNumId="1" w15:restartNumberingAfterBreak="0">
+    <w:nsid w:val="31DB58D0"/>
+    <w:multiLevelType w:val="hybridMultilevel"/>
+    <w:tmpl w:val="FBFEFF9E"/>
+    <w:lvl w:ilvl="0" w:tplc="3F6C7850">
+      <w:start w:val="1"/>
+      <w:numFmt w:val="decimal"/>
+      <w:lvlText w:val="%1."/>
+      <w:lvlJc w:val="left"/>
+      <w:pPr>
+        <w:ind w:left="800" w:hanging="360"/>
+      </w:pPr>
+      <w:rPr>
+        <w:rFonts w:hint="default"/>
+      </w:rPr>
+    </w:lvl>
+    <w:lvl w:ilvl="1" w:tplc="04090019" w:tentative="1">
+      <w:start w:val="1"/>
+      <w:numFmt w:val="upperLetter"/>
+      <w:lvlText w:val="%2."/>
+      <w:lvlJc w:val="left"/>
+      <w:pPr>
+        <w:ind w:left="1320" w:hanging="440"/>
+      </w:pPr>
+    </w:lvl>
+    <w:lvl w:ilvl="2" w:tplc="0409001B" w:tentative="1">
+      <w:start w:val="1"/>
+      <w:numFmt w:val="lowerRoman"/>
+      <w:lvlText w:val="%3."/>
+      <w:lvlJc w:val="right"/>
+      <w:pPr>
+        <w:ind w:left="1760" w:hanging="440"/>
+      </w:pPr>
+    </w:lvl>
+    <w:lvl w:ilvl="3" w:tplc="0409000F" w:tentative="1">
+      <w:start w:val="1"/>
+      <w:numFmt w:val="decimal"/>
+      <w:lvlText w:val="%4."/>
+      <w:lvlJc w:val="left"/>
+      <w:pPr>
+        <w:ind w:left="2200" w:hanging="440"/>
+      </w:pPr>
+    </w:lvl>
+    <w:lvl w:ilvl="4" w:tplc="04090019" w:tentative="1">
+      <w:start w:val="1"/>
+      <w:numFmt w:val="upperLetter"/>
+      <w:lvlText w:val="%5."/>
+      <w:lvlJc w:val="left"/>
+      <w:pPr>
+        <w:ind w:left="2640" w:hanging="440"/>
+      </w:pPr>
+    </w:lvl>
+    <w:lvl w:ilvl="5" w:tplc="0409001B" w:tentative="1">
+      <w:start w:val="1"/>
+      <w:numFmt w:val="lowerRoman"/>
+      <w:lvlText w:val="%6."/>
+      <w:lvlJc w:val="right"/>
+      <w:pPr>
+        <w:ind w:left="3080" w:hanging="440"/>
+      </w:pPr>
+    </w:lvl>
+    <w:lvl w:ilvl="6" w:tplc="0409000F" w:tentative="1">
+      <w:start w:val="1"/>
+      <w:numFmt w:val="decimal"/>
+      <w:lvlText w:val="%7."/>
+      <w:lvlJc w:val="left"/>
+      <w:pPr>
+        <w:ind w:left="3520" w:hanging="440"/>
+      </w:pPr>
+    </w:lvl>
+    <w:lvl w:ilvl="7" w:tplc="04090019" w:tentative="1">
+      <w:start w:val="1"/>
+      <w:numFmt w:val="upperLetter"/>
+      <w:lvlText w:val="%8."/>
+      <w:lvlJc w:val="left"/>
+      <w:pPr>
+        <w:ind w:left="3960" w:hanging="440"/>
+      </w:pPr>
+    </w:lvl>
+    <w:lvl w:ilvl="8" w:tplc="0409001B" w:tentative="1">
+      <w:start w:val="1"/>
+      <w:numFmt w:val="lowerRoman"/>
+      <w:lvlText w:val="%9."/>
+      <w:lvlJc w:val="right"/>
+      <w:pPr>
+        <w:ind w:left="4400" w:hanging="440"/>
+      </w:pPr>
+    </w:lvl>
+  </w:abstractNum>
+  <w:abstractNum w:abstractNumId="2" w15:restartNumberingAfterBreak="0">
     <w:nsid w:val="74F35523"/>
     <w:multiLevelType w:val="hybridMultilevel"/>
     <w:tmpl w:val="5958F540"/>
@@ -1165,6 +1388,9 @@
     <w:abstractNumId w:val="0"/>
   </w:num>
   <w:num w:numId="2" w16cid:durableId="797339027">
+    <w:abstractNumId w:val="2"/>
+  </w:num>
+  <w:num w:numId="3" w16cid:durableId="1924294269">
     <w:abstractNumId w:val="1"/>
   </w:num>
 </w:numbering>
